--- a/Practical Assessment - Data & AI Specialist.docx
+++ b/Practical Assessment - Data & AI Specialist.docx
@@ -1020,14 +1020,8 @@
         </w:rPr>
         <w:t>:</w:t>
       </w:r>
-    </w:p>
-    <w:p>
-      <w:pPr>
-        <w:rPr>
-          <w:rFonts w:cs="Calibri"/>
-          <w:b/>
-        </w:rPr>
-      </w:pPr>
+      <w:bookmarkStart w:id="0" w:name="_GoBack"/>
+      <w:bookmarkEnd w:id="0"/>
       <w:r>
         <w:rPr>
           <w:rFonts w:cs="Calibri"/>
@@ -1035,6 +1029,24 @@
         </w:rPr>
         <w:t xml:space="preserve"> </w:t>
       </w:r>
+      <w:hyperlink r:id="rId7" w:history="1">
+        <w:r>
+          <w:rPr>
+            <w:rStyle w:val="a5"/>
+            <w:rFonts w:cs="Calibri"/>
+            <w:b/>
+          </w:rPr>
+          <w:t>https://github.com/gun909/TechSolve/blob/main/README.md</w:t>
+        </w:r>
+      </w:hyperlink>
+    </w:p>
+    <w:p>
+      <w:pPr>
+        <w:rPr>
+          <w:rFonts w:cs="Calibri"/>
+          <w:b/>
+        </w:rPr>
+      </w:pPr>
     </w:p>
     <w:p>
       <w:pPr>
@@ -1557,372 +1569,6 @@
             <wp:extent cx="4692701" cy="2542083"/>
             <wp:effectExtent l="0" t="0" r="0" b="0"/>
             <wp:docPr id="3" name="图片 3"/>
-            <wp:cNvGraphicFramePr>
-              <a:graphicFrameLocks xmlns:a="http://schemas.openxmlformats.org/drawingml/2006/main" noChangeAspect="1"/>
-            </wp:cNvGraphicFramePr>
-            <a:graphic xmlns:a="http://schemas.openxmlformats.org/drawingml/2006/main">
-              <a:graphicData uri="http://schemas.openxmlformats.org/drawingml/2006/picture">
-                <pic:pic xmlns:pic="http://schemas.openxmlformats.org/drawingml/2006/picture">
-                  <pic:nvPicPr>
-                    <pic:cNvPr id="1" name=""/>
-                    <pic:cNvPicPr/>
-                  </pic:nvPicPr>
-                  <pic:blipFill>
-                    <a:blip r:embed="rId7"/>
-                    <a:stretch>
-                      <a:fillRect/>
-                    </a:stretch>
-                  </pic:blipFill>
-                  <pic:spPr>
-                    <a:xfrm>
-                      <a:off x="0" y="0"/>
-                      <a:ext cx="4706693" cy="2549663"/>
-                    </a:xfrm>
-                    <a:prstGeom prst="rect">
-                      <a:avLst/>
-                    </a:prstGeom>
-                  </pic:spPr>
-                </pic:pic>
-              </a:graphicData>
-            </a:graphic>
-          </wp:inline>
-        </w:drawing>
-      </w:r>
-    </w:p>
-    <w:p>
-      <w:pPr>
-        <w:rPr>
-          <w:rFonts w:cs="Calibri"/>
-        </w:rPr>
-      </w:pPr>
-    </w:p>
-    <w:p>
-      <w:pPr>
-        <w:pStyle w:val="a4"/>
-        <w:numPr>
-          <w:ilvl w:val="1"/>
-          <w:numId w:val="9"/>
-        </w:numPr>
-        <w:rPr>
-          <w:rFonts w:ascii="Calibri" w:hAnsi="Calibri" w:cs="Calibri"/>
-          <w:b/>
-        </w:rPr>
-      </w:pPr>
-      <w:r>
-        <w:rPr>
-          <w:rFonts w:ascii="Calibri" w:hAnsi="Calibri" w:cs="Calibri"/>
-          <w:b/>
-        </w:rPr>
-        <w:t>Questions</w:t>
-      </w:r>
-      <w:r>
-        <w:rPr>
-          <w:rFonts w:ascii="Calibri" w:hAnsi="Calibri" w:cs="Calibri"/>
-          <w:b/>
-        </w:rPr>
-        <w:t xml:space="preserve"> can </w:t>
-      </w:r>
-      <w:r>
-        <w:rPr>
-          <w:rFonts w:ascii="Calibri" w:hAnsi="Calibri" w:cs="Calibri" w:hint="eastAsia"/>
-          <w:b/>
-          <w:lang w:eastAsia="zh-CN"/>
-        </w:rPr>
-        <w:t>be</w:t>
-      </w:r>
-      <w:r>
-        <w:rPr>
-          <w:rFonts w:ascii="Calibri" w:hAnsi="Calibri" w:cs="Calibri"/>
-          <w:b/>
-        </w:rPr>
-        <w:t xml:space="preserve"> present in Part 2</w:t>
-      </w:r>
-    </w:p>
-    <w:p>
-      <w:pPr>
-        <w:rPr>
-          <w:rFonts w:cs="Calibri"/>
-        </w:rPr>
-      </w:pPr>
-    </w:p>
-    <w:p>
-      <w:pPr>
-        <w:rPr>
-          <w:rFonts w:cs="Calibri"/>
-        </w:rPr>
-      </w:pPr>
-      <w:r>
-        <w:rPr>
-          <w:rFonts w:cs="Calibri"/>
-        </w:rPr>
-        <w:t>1.</w:t>
-      </w:r>
-      <w:r>
-        <w:rPr>
-          <w:rFonts w:cs="Calibri"/>
-        </w:rPr>
-        <w:t xml:space="preserve">How many customers are still waiting for the </w:t>
-      </w:r>
-      <w:r>
-        <w:rPr>
-          <w:rFonts w:cs="Calibri"/>
-        </w:rPr>
-        <w:t>account manager to solve problem (</w:t>
-      </w:r>
-      <w:proofErr w:type="spellStart"/>
-      <w:r>
-        <w:rPr>
-          <w:rFonts w:cs="Calibri"/>
-        </w:rPr>
-        <w:t>account_manager</w:t>
-      </w:r>
-      <w:proofErr w:type="spellEnd"/>
-      <w:r>
-        <w:rPr>
-          <w:rFonts w:cs="Calibri"/>
-        </w:rPr>
-        <w:t xml:space="preserve">=Null, </w:t>
-      </w:r>
-      <w:proofErr w:type="spellStart"/>
-      <w:r>
-        <w:rPr>
-          <w:rFonts w:cs="Calibri"/>
-        </w:rPr>
-        <w:t>monthly_contract_value</w:t>
-      </w:r>
-      <w:proofErr w:type="spellEnd"/>
-      <w:r>
-        <w:rPr>
-          <w:rFonts w:cs="Calibri"/>
-        </w:rPr>
-        <w:t xml:space="preserve"> &gt; 0, Priority level High to Low)</w:t>
-      </w:r>
-    </w:p>
-    <w:p>
-      <w:pPr>
-        <w:rPr>
-          <w:rFonts w:cs="Calibri"/>
-          <w:lang w:val="en-US"/>
-        </w:rPr>
-      </w:pPr>
-    </w:p>
-    <w:p>
-      <w:r>
-        <w:t>2.</w:t>
-      </w:r>
-      <w:r>
-        <w:t xml:space="preserve"> Customer satisfaction connections is directly connected with solution time? (</w:t>
-      </w:r>
-      <w:proofErr w:type="spellStart"/>
-      <w:r>
-        <w:rPr>
-          <w:rFonts w:cs="Calibri"/>
-        </w:rPr>
-        <w:t>resolution_time_hours</w:t>
-      </w:r>
-      <w:proofErr w:type="spellEnd"/>
-      <w:r>
-        <w:rPr>
-          <w:rFonts w:cs="Calibri"/>
-        </w:rPr>
-        <w:t xml:space="preserve"> </w:t>
-      </w:r>
-      <w:proofErr w:type="spellStart"/>
-      <w:r>
-        <w:rPr>
-          <w:rFonts w:cs="Calibri"/>
-        </w:rPr>
-        <w:t>csat_score</w:t>
-      </w:r>
-      <w:proofErr w:type="spellEnd"/>
-      <w:r>
-        <w:rPr>
-          <w:rFonts w:cs="Calibri"/>
-        </w:rPr>
-        <w:t xml:space="preserve">   </w:t>
-      </w:r>
-      <w:proofErr w:type="spellStart"/>
-      <w:r>
-        <w:rPr>
-          <w:rFonts w:cs="Calibri"/>
-        </w:rPr>
-        <w:t>issue_complexity_score</w:t>
-      </w:r>
-      <w:proofErr w:type="spellEnd"/>
-      <w:r>
-        <w:t>)</w:t>
-      </w:r>
-    </w:p>
-    <w:p>
-      <w:r>
-        <w:t xml:space="preserve"> </w:t>
-      </w:r>
-    </w:p>
-    <w:p>
-      <w:r>
-        <w:t>3.</w:t>
-      </w:r>
-      <w:r>
-        <w:t xml:space="preserve">Is the </w:t>
-      </w:r>
-      <w:r>
-        <w:t xml:space="preserve">customer’s </w:t>
-      </w:r>
-      <w:r>
-        <w:t>priority level is purely based on the</w:t>
-      </w:r>
-      <w:r>
-        <w:t xml:space="preserve"> </w:t>
-      </w:r>
-      <w:proofErr w:type="spellStart"/>
-      <w:r>
-        <w:t>monthly_contract_value</w:t>
-      </w:r>
-      <w:proofErr w:type="spellEnd"/>
-      <w:r>
-        <w:t xml:space="preserve"> and </w:t>
-      </w:r>
-      <w:proofErr w:type="spellStart"/>
-      <w:r>
-        <w:t>subscription_type</w:t>
-      </w:r>
-      <w:proofErr w:type="spellEnd"/>
-      <w:r>
-        <w:t xml:space="preserve">? </w:t>
-      </w:r>
-    </w:p>
-    <w:p/>
-    <w:p/>
-    <w:p>
-      <w:pPr>
-        <w:spacing w:before="200" w:after="80"/>
-        <w:rPr>
-          <w:rFonts w:eastAsia="Calibri" w:cs="Calibri"/>
-          <w:b/>
-          <w:bCs/>
-          <w:szCs w:val="24"/>
-        </w:rPr>
-      </w:pPr>
-      <w:r>
-        <w:rPr>
-          <w:rFonts w:eastAsia="Calibri" w:cs="Calibri"/>
-          <w:b/>
-          <w:bCs/>
-          <w:szCs w:val="24"/>
-        </w:rPr>
-        <w:t>Part 2: Visualise (1 Day)</w:t>
-      </w:r>
-    </w:p>
-    <w:p>
-      <w:pPr>
-        <w:pStyle w:val="a4"/>
-        <w:numPr>
-          <w:ilvl w:val="1"/>
-          <w:numId w:val="12"/>
-        </w:numPr>
-        <w:rPr>
-          <w:rFonts w:ascii="Calibri" w:hAnsi="Calibri" w:cs="Calibri"/>
-          <w:b/>
-        </w:rPr>
-      </w:pPr>
-      <w:r>
-        <w:rPr>
-          <w:rFonts w:ascii="Calibri" w:hAnsi="Calibri" w:cs="Calibri"/>
-          <w:b/>
-        </w:rPr>
-        <w:t>Upload</w:t>
-      </w:r>
-      <w:r>
-        <w:rPr>
-          <w:rFonts w:ascii="Calibri" w:hAnsi="Calibri" w:cs="Calibri"/>
-          <w:b/>
-        </w:rPr>
-        <w:t>ing and connection</w:t>
-      </w:r>
-    </w:p>
-    <w:p>
-      <w:pPr>
-        <w:rPr>
-          <w:rFonts w:cs="Calibri"/>
-        </w:rPr>
-      </w:pPr>
-      <w:r>
-        <w:rPr>
-          <w:rFonts w:cs="Calibri"/>
-        </w:rPr>
-        <w:t xml:space="preserve">I uploaded the two cleaned tables into Power BI, as shown in the two graphs below. In Power Query, I simply copied the </w:t>
-      </w:r>
-      <w:proofErr w:type="spellStart"/>
-      <w:r>
-        <w:rPr>
-          <w:rFonts w:cs="Calibri"/>
-          <w:b/>
-        </w:rPr>
-        <w:t>ticket_created_date</w:t>
-      </w:r>
-      <w:proofErr w:type="spellEnd"/>
-      <w:r>
-        <w:rPr>
-          <w:rFonts w:cs="Calibri"/>
-        </w:rPr>
-        <w:t xml:space="preserve"> column into a new column called </w:t>
-      </w:r>
-      <w:proofErr w:type="spellStart"/>
-      <w:r>
-        <w:rPr>
-          <w:rFonts w:cs="Calibri"/>
-          <w:b/>
-        </w:rPr>
-        <w:t>WorkDate</w:t>
-      </w:r>
-      <w:proofErr w:type="spellEnd"/>
-      <w:r>
-        <w:rPr>
-          <w:rFonts w:cs="Calibri"/>
-        </w:rPr>
-        <w:t xml:space="preserve">. I then added a new column called </w:t>
-      </w:r>
-      <w:proofErr w:type="spellStart"/>
-      <w:r>
-        <w:rPr>
-          <w:rFonts w:cs="Calibri"/>
-          <w:b/>
-        </w:rPr>
-        <w:t>isHoliday</w:t>
-      </w:r>
-      <w:proofErr w:type="spellEnd"/>
-      <w:r>
-        <w:rPr>
-          <w:rFonts w:cs="Calibri"/>
-        </w:rPr>
-        <w:t xml:space="preserve">, which compares the holiday date with </w:t>
-      </w:r>
-      <w:proofErr w:type="spellStart"/>
-      <w:r>
-        <w:rPr>
-          <w:rFonts w:cs="Calibri"/>
-          <w:b/>
-        </w:rPr>
-        <w:t>WorkDate</w:t>
-      </w:r>
-      <w:proofErr w:type="spellEnd"/>
-      <w:r>
-        <w:rPr>
-          <w:rFonts w:cs="Calibri"/>
-        </w:rPr>
-        <w:t>. If the dates do not match, the value is filled with NULL.</w:t>
-      </w:r>
-    </w:p>
-    <w:p>
-      <w:r>
-        <w:rPr>
-          <w:noProof/>
-        </w:rPr>
-        <w:drawing>
-          <wp:inline distT="0" distB="0" distL="0" distR="0" wp14:anchorId="31E501F2" wp14:editId="44EC78C3">
-            <wp:extent cx="6120130" cy="3315335"/>
-            <wp:effectExtent l="0" t="0" r="0" b="0"/>
-            <wp:docPr id="4" name="图片 4"/>
             <wp:cNvGraphicFramePr>
               <a:graphicFrameLocks xmlns:a="http://schemas.openxmlformats.org/drawingml/2006/main" noChangeAspect="1"/>
             </wp:cNvGraphicFramePr>
@@ -1942,7 +1588,7 @@
                   <pic:spPr>
                     <a:xfrm>
                       <a:off x="0" y="0"/>
-                      <a:ext cx="6120130" cy="3315335"/>
+                      <a:ext cx="4706693" cy="2549663"/>
                     </a:xfrm>
                     <a:prstGeom prst="rect">
                       <a:avLst/>
@@ -1956,16 +1602,339 @@
       </w:r>
     </w:p>
     <w:p>
+      <w:pPr>
+        <w:rPr>
+          <w:rFonts w:cs="Calibri"/>
+        </w:rPr>
+      </w:pPr>
+    </w:p>
+    <w:p>
+      <w:pPr>
+        <w:pStyle w:val="a4"/>
+        <w:numPr>
+          <w:ilvl w:val="1"/>
+          <w:numId w:val="9"/>
+        </w:numPr>
+        <w:rPr>
+          <w:rFonts w:ascii="Calibri" w:hAnsi="Calibri" w:cs="Calibri"/>
+          <w:b/>
+        </w:rPr>
+      </w:pPr>
+      <w:r>
+        <w:rPr>
+          <w:rFonts w:ascii="Calibri" w:hAnsi="Calibri" w:cs="Calibri"/>
+          <w:b/>
+        </w:rPr>
+        <w:t>Questions</w:t>
+      </w:r>
+      <w:r>
+        <w:rPr>
+          <w:rFonts w:ascii="Calibri" w:hAnsi="Calibri" w:cs="Calibri"/>
+          <w:b/>
+        </w:rPr>
+        <w:t xml:space="preserve"> can </w:t>
+      </w:r>
+      <w:r>
+        <w:rPr>
+          <w:rFonts w:ascii="Calibri" w:hAnsi="Calibri" w:cs="Calibri" w:hint="eastAsia"/>
+          <w:b/>
+          <w:lang w:eastAsia="zh-CN"/>
+        </w:rPr>
+        <w:t>be</w:t>
+      </w:r>
+      <w:r>
+        <w:rPr>
+          <w:rFonts w:ascii="Calibri" w:hAnsi="Calibri" w:cs="Calibri"/>
+          <w:b/>
+        </w:rPr>
+        <w:t xml:space="preserve"> present in Part 2</w:t>
+      </w:r>
+    </w:p>
+    <w:p>
+      <w:pPr>
+        <w:rPr>
+          <w:rFonts w:cs="Calibri"/>
+        </w:rPr>
+      </w:pPr>
+    </w:p>
+    <w:p>
+      <w:pPr>
+        <w:rPr>
+          <w:rFonts w:cs="Calibri"/>
+        </w:rPr>
+      </w:pPr>
+      <w:r>
+        <w:rPr>
+          <w:rFonts w:cs="Calibri"/>
+        </w:rPr>
+        <w:t>1.</w:t>
+      </w:r>
+      <w:r>
+        <w:rPr>
+          <w:rFonts w:cs="Calibri"/>
+        </w:rPr>
+        <w:t xml:space="preserve">How many customers are still waiting for the </w:t>
+      </w:r>
+      <w:r>
+        <w:rPr>
+          <w:rFonts w:cs="Calibri"/>
+        </w:rPr>
+        <w:t>account manager to solve problem (</w:t>
+      </w:r>
+      <w:proofErr w:type="spellStart"/>
+      <w:r>
+        <w:rPr>
+          <w:rFonts w:cs="Calibri"/>
+        </w:rPr>
+        <w:t>account_manager</w:t>
+      </w:r>
+      <w:proofErr w:type="spellEnd"/>
+      <w:r>
+        <w:rPr>
+          <w:rFonts w:cs="Calibri"/>
+        </w:rPr>
+        <w:t xml:space="preserve">=Null, </w:t>
+      </w:r>
+      <w:proofErr w:type="spellStart"/>
+      <w:r>
+        <w:rPr>
+          <w:rFonts w:cs="Calibri"/>
+        </w:rPr>
+        <w:t>monthly_contract_value</w:t>
+      </w:r>
+      <w:proofErr w:type="spellEnd"/>
+      <w:r>
+        <w:rPr>
+          <w:rFonts w:cs="Calibri"/>
+        </w:rPr>
+        <w:t xml:space="preserve"> &gt; 0, Priority level High to Low)</w:t>
+      </w:r>
+    </w:p>
+    <w:p>
+      <w:pPr>
+        <w:rPr>
+          <w:rFonts w:cs="Calibri"/>
+          <w:lang w:val="en-US"/>
+        </w:rPr>
+      </w:pPr>
+    </w:p>
+    <w:p>
+      <w:r>
+        <w:t>2.</w:t>
+      </w:r>
+      <w:r>
+        <w:t xml:space="preserve"> Customer satisfaction connections is directly connected with solution time? (</w:t>
+      </w:r>
+      <w:proofErr w:type="spellStart"/>
+      <w:r>
+        <w:rPr>
+          <w:rFonts w:cs="Calibri"/>
+        </w:rPr>
+        <w:t>resolution_time_hours</w:t>
+      </w:r>
+      <w:proofErr w:type="spellEnd"/>
+      <w:r>
+        <w:rPr>
+          <w:rFonts w:cs="Calibri"/>
+        </w:rPr>
+        <w:t xml:space="preserve"> </w:t>
+      </w:r>
+      <w:proofErr w:type="spellStart"/>
+      <w:r>
+        <w:rPr>
+          <w:rFonts w:cs="Calibri"/>
+        </w:rPr>
+        <w:t>csat_score</w:t>
+      </w:r>
+      <w:proofErr w:type="spellEnd"/>
+      <w:r>
+        <w:rPr>
+          <w:rFonts w:cs="Calibri"/>
+        </w:rPr>
+        <w:t xml:space="preserve">   </w:t>
+      </w:r>
+      <w:proofErr w:type="spellStart"/>
+      <w:r>
+        <w:rPr>
+          <w:rFonts w:cs="Calibri"/>
+        </w:rPr>
+        <w:t>issue_complexity_score</w:t>
+      </w:r>
+      <w:proofErr w:type="spellEnd"/>
+      <w:r>
+        <w:t>)</w:t>
+      </w:r>
+    </w:p>
+    <w:p>
+      <w:r>
+        <w:t xml:space="preserve"> </w:t>
+      </w:r>
+    </w:p>
+    <w:p>
+      <w:r>
+        <w:t>3.</w:t>
+      </w:r>
+      <w:r>
+        <w:t xml:space="preserve">Is the </w:t>
+      </w:r>
+      <w:r>
+        <w:t xml:space="preserve">customer’s </w:t>
+      </w:r>
+      <w:r>
+        <w:t>priority level is purely based on the</w:t>
+      </w:r>
+      <w:r>
+        <w:t xml:space="preserve"> </w:t>
+      </w:r>
+      <w:proofErr w:type="spellStart"/>
+      <w:r>
+        <w:t>monthly_contract_value</w:t>
+      </w:r>
+      <w:proofErr w:type="spellEnd"/>
+      <w:r>
+        <w:t xml:space="preserve"> and </w:t>
+      </w:r>
+      <w:proofErr w:type="spellStart"/>
+      <w:r>
+        <w:t>subscription_type</w:t>
+      </w:r>
+      <w:proofErr w:type="spellEnd"/>
+      <w:r>
+        <w:t xml:space="preserve">? </w:t>
+      </w:r>
+    </w:p>
+    <w:p/>
+    <w:p/>
+    <w:p>
+      <w:pPr>
+        <w:spacing w:before="200" w:after="80"/>
+        <w:rPr>
+          <w:rFonts w:eastAsia="Calibri" w:cs="Calibri"/>
+          <w:b/>
+          <w:bCs/>
+          <w:szCs w:val="24"/>
+        </w:rPr>
+      </w:pPr>
+      <w:r>
+        <w:rPr>
+          <w:rFonts w:eastAsia="Calibri" w:cs="Calibri"/>
+          <w:b/>
+          <w:bCs/>
+          <w:szCs w:val="24"/>
+        </w:rPr>
+        <w:t>Part 2: Visualise (1 Day)</w:t>
+      </w:r>
+    </w:p>
+    <w:p>
+      <w:pPr>
+        <w:pStyle w:val="a4"/>
+        <w:numPr>
+          <w:ilvl w:val="1"/>
+          <w:numId w:val="12"/>
+        </w:numPr>
+        <w:rPr>
+          <w:rFonts w:ascii="Calibri" w:hAnsi="Calibri" w:cs="Calibri"/>
+          <w:b/>
+        </w:rPr>
+      </w:pPr>
+      <w:r>
+        <w:rPr>
+          <w:rFonts w:ascii="Calibri" w:hAnsi="Calibri" w:cs="Calibri"/>
+          <w:b/>
+        </w:rPr>
+        <w:t>Upload</w:t>
+      </w:r>
+      <w:r>
+        <w:rPr>
+          <w:rFonts w:ascii="Calibri" w:hAnsi="Calibri" w:cs="Calibri"/>
+          <w:b/>
+        </w:rPr>
+        <w:t>ing and connection</w:t>
+      </w:r>
+    </w:p>
+    <w:p>
+      <w:pPr>
+        <w:rPr>
+          <w:rFonts w:cs="Calibri"/>
+        </w:rPr>
+      </w:pPr>
+      <w:r>
+        <w:rPr>
+          <w:rFonts w:cs="Calibri"/>
+        </w:rPr>
+        <w:t xml:space="preserve">I uploaded the two cleaned tables into Power BI, as shown in the two graphs below. In Power Query, I simply copied the </w:t>
+      </w:r>
+      <w:proofErr w:type="spellStart"/>
+      <w:r>
+        <w:rPr>
+          <w:rFonts w:cs="Calibri"/>
+          <w:b/>
+        </w:rPr>
+        <w:t>ticket_created_date</w:t>
+      </w:r>
+      <w:proofErr w:type="spellEnd"/>
+      <w:r>
+        <w:rPr>
+          <w:rFonts w:cs="Calibri"/>
+        </w:rPr>
+        <w:t xml:space="preserve"> column into a new column called </w:t>
+      </w:r>
+      <w:proofErr w:type="spellStart"/>
+      <w:r>
+        <w:rPr>
+          <w:rFonts w:cs="Calibri"/>
+          <w:b/>
+        </w:rPr>
+        <w:t>WorkDate</w:t>
+      </w:r>
+      <w:proofErr w:type="spellEnd"/>
+      <w:r>
+        <w:rPr>
+          <w:rFonts w:cs="Calibri"/>
+        </w:rPr>
+        <w:t xml:space="preserve">. I then added a new column called </w:t>
+      </w:r>
+      <w:proofErr w:type="spellStart"/>
+      <w:r>
+        <w:rPr>
+          <w:rFonts w:cs="Calibri"/>
+          <w:b/>
+        </w:rPr>
+        <w:t>isHoliday</w:t>
+      </w:r>
+      <w:proofErr w:type="spellEnd"/>
+      <w:r>
+        <w:rPr>
+          <w:rFonts w:cs="Calibri"/>
+        </w:rPr>
+        <w:t xml:space="preserve">, which compares the holiday date with </w:t>
+      </w:r>
+      <w:proofErr w:type="spellStart"/>
+      <w:r>
+        <w:rPr>
+          <w:rFonts w:cs="Calibri"/>
+          <w:b/>
+        </w:rPr>
+        <w:t>WorkDate</w:t>
+      </w:r>
+      <w:proofErr w:type="spellEnd"/>
+      <w:r>
+        <w:rPr>
+          <w:rFonts w:cs="Calibri"/>
+        </w:rPr>
+        <w:t>. If the dates do not match, the value is filled with NULL.</w:t>
+      </w:r>
+    </w:p>
+    <w:p>
       <w:r>
         <w:rPr>
           <w:noProof/>
         </w:rPr>
-        <w:lastRenderedPageBreak/>
         <w:drawing>
-          <wp:inline distT="0" distB="0" distL="0" distR="0" wp14:anchorId="299AF781" wp14:editId="553B3835">
+          <wp:inline distT="0" distB="0" distL="0" distR="0" wp14:anchorId="31E501F2" wp14:editId="44EC78C3">
             <wp:extent cx="6120130" cy="3315335"/>
             <wp:effectExtent l="0" t="0" r="0" b="0"/>
-            <wp:docPr id="5" name="图片 5"/>
+            <wp:docPr id="4" name="图片 4"/>
             <wp:cNvGraphicFramePr>
               <a:graphicFrameLocks xmlns:a="http://schemas.openxmlformats.org/drawingml/2006/main" noChangeAspect="1"/>
             </wp:cNvGraphicFramePr>
@@ -1998,103 +1967,17 @@
         </w:drawing>
       </w:r>
     </w:p>
-    <w:p/>
-    <w:p>
-      <w:pPr>
-        <w:spacing w:before="200" w:after="80"/>
-        <w:rPr>
-          <w:rFonts w:eastAsia="Calibri" w:cs="Calibri"/>
-          <w:b/>
-          <w:bCs/>
-          <w:szCs w:val="24"/>
-        </w:rPr>
-      </w:pPr>
-    </w:p>
-    <w:p>
-      <w:pPr>
-        <w:rPr>
-          <w:rFonts w:cs="Calibri"/>
-          <w:b/>
-        </w:rPr>
-      </w:pPr>
-      <w:r>
-        <w:rPr>
-          <w:rFonts w:cs="Calibri"/>
-          <w:b/>
-        </w:rPr>
-        <w:t>2.</w:t>
-      </w:r>
-      <w:r>
-        <w:rPr>
-          <w:rFonts w:cs="Calibri"/>
-          <w:b/>
-        </w:rPr>
-        <w:t>2</w:t>
-      </w:r>
-      <w:r>
-        <w:rPr>
-          <w:rFonts w:cs="Calibri"/>
-          <w:b/>
-        </w:rPr>
-        <w:t xml:space="preserve"> </w:t>
-      </w:r>
-      <w:r>
-        <w:rPr>
-          <w:rFonts w:cs="Calibri"/>
-          <w:b/>
-        </w:rPr>
-        <w:t xml:space="preserve">Holiday </w:t>
-      </w:r>
-      <w:r>
-        <w:rPr>
-          <w:rFonts w:cs="Calibri"/>
-          <w:b/>
-        </w:rPr>
-        <w:t xml:space="preserve">day </w:t>
-      </w:r>
-      <w:r>
-        <w:rPr>
-          <w:rFonts w:cs="Calibri"/>
-          <w:b/>
-        </w:rPr>
-        <w:t>a</w:t>
-      </w:r>
-      <w:r>
-        <w:rPr>
-          <w:rFonts w:cs="Calibri"/>
-          <w:b/>
-        </w:rPr>
-        <w:t>ffect</w:t>
-      </w:r>
-      <w:r>
-        <w:rPr>
-          <w:rFonts w:cs="Calibri"/>
-          <w:b/>
-        </w:rPr>
-        <w:t xml:space="preserve"> efficiency?</w:t>
-      </w:r>
-    </w:p>
-    <w:p>
-      <w:pPr>
-        <w:spacing w:before="200" w:after="80"/>
-      </w:pPr>
-      <w:r>
-        <w:t>As shown in the two graphs below, the average resolution time is 121 hours. We can clearly see that the main holiday period occurs in late December and early January. During this period, there are some delays in resolution time; however, the overall impact is not significant compared with the average resolution time.</w:t>
-      </w:r>
-    </w:p>
-    <w:p>
-      <w:pPr>
-        <w:spacing w:before="200" w:after="80"/>
-      </w:pPr>
+    <w:p>
       <w:r>
         <w:rPr>
           <w:noProof/>
         </w:rPr>
+        <w:lastRenderedPageBreak/>
         <w:drawing>
-          <wp:inline distT="0" distB="0" distL="0" distR="0" wp14:anchorId="583679CF" wp14:editId="1F7238C6">
+          <wp:inline distT="0" distB="0" distL="0" distR="0" wp14:anchorId="299AF781" wp14:editId="553B3835">
             <wp:extent cx="6120130" cy="3315335"/>
             <wp:effectExtent l="0" t="0" r="0" b="0"/>
-            <wp:docPr id="7" name="图片 7"/>
+            <wp:docPr id="5" name="图片 5"/>
             <wp:cNvGraphicFramePr>
               <a:graphicFrameLocks xmlns:a="http://schemas.openxmlformats.org/drawingml/2006/main" noChangeAspect="1"/>
             </wp:cNvGraphicFramePr>
@@ -2127,17 +2010,103 @@
         </w:drawing>
       </w:r>
     </w:p>
-    <w:p>
+    <w:p/>
+    <w:p>
+      <w:pPr>
+        <w:spacing w:before="200" w:after="80"/>
+        <w:rPr>
+          <w:rFonts w:eastAsia="Calibri" w:cs="Calibri"/>
+          <w:b/>
+          <w:bCs/>
+          <w:szCs w:val="24"/>
+        </w:rPr>
+      </w:pPr>
+    </w:p>
+    <w:p>
+      <w:pPr>
+        <w:rPr>
+          <w:rFonts w:cs="Calibri"/>
+          <w:b/>
+        </w:rPr>
+      </w:pPr>
+      <w:r>
+        <w:rPr>
+          <w:rFonts w:cs="Calibri"/>
+          <w:b/>
+        </w:rPr>
+        <w:t>2.</w:t>
+      </w:r>
+      <w:r>
+        <w:rPr>
+          <w:rFonts w:cs="Calibri"/>
+          <w:b/>
+        </w:rPr>
+        <w:t>2</w:t>
+      </w:r>
+      <w:r>
+        <w:rPr>
+          <w:rFonts w:cs="Calibri"/>
+          <w:b/>
+        </w:rPr>
+        <w:t xml:space="preserve"> </w:t>
+      </w:r>
+      <w:r>
+        <w:rPr>
+          <w:rFonts w:cs="Calibri"/>
+          <w:b/>
+        </w:rPr>
+        <w:t xml:space="preserve">Holiday </w:t>
+      </w:r>
+      <w:r>
+        <w:rPr>
+          <w:rFonts w:cs="Calibri"/>
+          <w:b/>
+        </w:rPr>
+        <w:t xml:space="preserve">day </w:t>
+      </w:r>
+      <w:r>
+        <w:rPr>
+          <w:rFonts w:cs="Calibri"/>
+          <w:b/>
+        </w:rPr>
+        <w:t>a</w:t>
+      </w:r>
+      <w:r>
+        <w:rPr>
+          <w:rFonts w:cs="Calibri"/>
+          <w:b/>
+        </w:rPr>
+        <w:t>ffect</w:t>
+      </w:r>
+      <w:r>
+        <w:rPr>
+          <w:rFonts w:cs="Calibri"/>
+          <w:b/>
+        </w:rPr>
+        <w:t xml:space="preserve"> efficiency?</w:t>
+      </w:r>
+    </w:p>
+    <w:p>
+      <w:pPr>
+        <w:spacing w:before="200" w:after="80"/>
+      </w:pPr>
+      <w:r>
+        <w:t>As shown in the two graphs below, the average resolution time is 121 hours. We can clearly see that the main holiday period occurs in late December and early January. During this period, there are some delays in resolution time; however, the overall impact is not significant compared with the average resolution time.</w:t>
+      </w:r>
+    </w:p>
+    <w:p>
+      <w:pPr>
+        <w:spacing w:before="200" w:after="80"/>
+      </w:pPr>
       <w:r>
         <w:rPr>
           <w:noProof/>
         </w:rPr>
-        <w:lastRenderedPageBreak/>
         <w:drawing>
-          <wp:inline distT="0" distB="0" distL="0" distR="0" wp14:anchorId="51E0FF54" wp14:editId="1C73889F">
+          <wp:inline distT="0" distB="0" distL="0" distR="0" wp14:anchorId="583679CF" wp14:editId="1F7238C6">
             <wp:extent cx="6120130" cy="3315335"/>
             <wp:effectExtent l="0" t="0" r="0" b="0"/>
-            <wp:docPr id="6" name="图片 6"/>
+            <wp:docPr id="7" name="图片 7"/>
             <wp:cNvGraphicFramePr>
               <a:graphicFrameLocks xmlns:a="http://schemas.openxmlformats.org/drawingml/2006/main" noChangeAspect="1"/>
             </wp:cNvGraphicFramePr>
@@ -2171,133 +2140,16 @@
       </w:r>
     </w:p>
     <w:p>
-      <w:pPr>
-        <w:rPr>
-          <w:rFonts w:cs="Calibri"/>
-          <w:b/>
-        </w:rPr>
-      </w:pPr>
-    </w:p>
-    <w:p>
-      <w:r>
-        <w:rPr>
-          <w:rFonts w:cs="Calibri"/>
-          <w:b/>
-        </w:rPr>
-        <w:t>2.</w:t>
-      </w:r>
-      <w:r>
-        <w:rPr>
-          <w:rFonts w:cs="Calibri"/>
-          <w:b/>
-        </w:rPr>
-        <w:t>3</w:t>
-      </w:r>
-      <w:r>
-        <w:rPr>
-          <w:rFonts w:cs="Calibri"/>
-          <w:b/>
-        </w:rPr>
-        <w:t xml:space="preserve"> Dashboard Overview</w:t>
-      </w:r>
-    </w:p>
-    <w:p>
-      <w:pPr>
-        <w:rPr>
-          <w:lang w:eastAsia="zh-CN"/>
-        </w:rPr>
-      </w:pPr>
-      <w:r>
-        <w:rPr>
-          <w:lang w:eastAsia="zh-CN"/>
-        </w:rPr>
-        <w:t xml:space="preserve">The </w:t>
-      </w:r>
-      <w:r>
-        <w:rPr>
-          <w:b/>
-          <w:lang w:eastAsia="zh-CN"/>
-        </w:rPr>
-        <w:t>overview dashboard</w:t>
-      </w:r>
-      <w:r>
-        <w:rPr>
-          <w:lang w:eastAsia="zh-CN"/>
-        </w:rPr>
-        <w:t xml:space="preserve"> for 2024 is shown in the graph below. Firstly, the 10 different issue types are </w:t>
-      </w:r>
-      <w:r>
-        <w:rPr>
-          <w:lang w:eastAsia="zh-CN"/>
-        </w:rPr>
-        <w:t>divided</w:t>
-      </w:r>
-      <w:r>
-        <w:rPr>
-          <w:lang w:eastAsia="zh-CN"/>
-        </w:rPr>
-        <w:t xml:space="preserve"> </w:t>
-      </w:r>
-      <w:r>
-        <w:rPr>
-          <w:lang w:eastAsia="zh-CN"/>
-        </w:rPr>
-        <w:t>equally</w:t>
-      </w:r>
-      <w:r>
-        <w:rPr>
-          <w:lang w:eastAsia="zh-CN"/>
-        </w:rPr>
-        <w:t>. The total number of tickets raised each month remains steady</w:t>
-      </w:r>
-      <w:r>
-        <w:rPr>
-          <w:lang w:eastAsia="zh-CN"/>
-        </w:rPr>
-        <w:t xml:space="preserve"> level</w:t>
-      </w:r>
-      <w:r>
-        <w:rPr>
-          <w:lang w:eastAsia="zh-CN"/>
-        </w:rPr>
-        <w:t xml:space="preserve">, with an average of </w:t>
-      </w:r>
-      <w:r>
-        <w:rPr>
-          <w:lang w:eastAsia="zh-CN"/>
-        </w:rPr>
-        <w:t>roughly</w:t>
-      </w:r>
-      <w:bookmarkStart w:id="0" w:name="_GoBack"/>
-      <w:bookmarkEnd w:id="0"/>
-      <w:r>
-        <w:rPr>
-          <w:lang w:eastAsia="zh-CN"/>
-        </w:rPr>
-        <w:t xml:space="preserve"> </w:t>
-      </w:r>
-      <w:r>
-        <w:rPr>
-          <w:lang w:eastAsia="zh-CN"/>
-        </w:rPr>
-        <w:t>5.5K tickets.</w:t>
-      </w:r>
-    </w:p>
-    <w:p>
-      <w:pPr>
-        <w:rPr>
-          <w:lang w:eastAsia="zh-CN"/>
-        </w:rPr>
-      </w:pPr>
       <w:r>
         <w:rPr>
           <w:noProof/>
         </w:rPr>
+        <w:lastRenderedPageBreak/>
         <w:drawing>
-          <wp:inline distT="0" distB="0" distL="0" distR="0" wp14:anchorId="0E86A2BA" wp14:editId="0A2CF329">
+          <wp:inline distT="0" distB="0" distL="0" distR="0" wp14:anchorId="51E0FF54" wp14:editId="1C73889F">
             <wp:extent cx="6120130" cy="3315335"/>
             <wp:effectExtent l="0" t="0" r="0" b="0"/>
-            <wp:docPr id="14" name="图片 14"/>
+            <wp:docPr id="6" name="图片 6"/>
             <wp:cNvGraphicFramePr>
               <a:graphicFrameLocks xmlns:a="http://schemas.openxmlformats.org/drawingml/2006/main" noChangeAspect="1"/>
             </wp:cNvGraphicFramePr>
@@ -2333,35 +2185,129 @@
     <w:p>
       <w:pPr>
         <w:rPr>
+          <w:rFonts w:cs="Calibri"/>
+          <w:b/>
+        </w:rPr>
+      </w:pPr>
+    </w:p>
+    <w:p>
+      <w:r>
+        <w:rPr>
+          <w:rFonts w:cs="Calibri"/>
+          <w:b/>
+        </w:rPr>
+        <w:t>2.</w:t>
+      </w:r>
+      <w:r>
+        <w:rPr>
+          <w:rFonts w:cs="Calibri"/>
+          <w:b/>
+        </w:rPr>
+        <w:t>3</w:t>
+      </w:r>
+      <w:r>
+        <w:rPr>
+          <w:rFonts w:cs="Calibri"/>
+          <w:b/>
+        </w:rPr>
+        <w:t xml:space="preserve"> Dashboard Overview</w:t>
+      </w:r>
+    </w:p>
+    <w:p>
+      <w:pPr>
+        <w:rPr>
           <w:lang w:eastAsia="zh-CN"/>
         </w:rPr>
       </w:pPr>
-    </w:p>
-    <w:p>
-      <w:pPr>
+      <w:r>
         <w:rPr>
           <w:lang w:eastAsia="zh-CN"/>
         </w:rPr>
-      </w:pPr>
-      <w:r>
-        <w:rPr>
+        <w:t xml:space="preserve">The </w:t>
+      </w:r>
+      <w:r>
+        <w:rPr>
+          <w:b/>
           <w:lang w:eastAsia="zh-CN"/>
         </w:rPr>
-        <w:t>However, the lowest customer satisfaction score occurred in September 2024, with an average score of 2.95. We can further investigate this month to identify the main issue contributing to the low score. The analysis shows that the key issue was: “There seems to be a discrepancy in my billing statement for this month.”</w:t>
-      </w:r>
-    </w:p>
-    <w:p/>
-    <w:p>
+        <w:t>overview dashboard</w:t>
+      </w:r>
+      <w:r>
+        <w:rPr>
+          <w:lang w:eastAsia="zh-CN"/>
+        </w:rPr>
+        <w:t xml:space="preserve"> for 2024 is shown in the graph below. Firstly, the 10 different issue types are </w:t>
+      </w:r>
+      <w:r>
+        <w:rPr>
+          <w:lang w:eastAsia="zh-CN"/>
+        </w:rPr>
+        <w:t>divided</w:t>
+      </w:r>
+      <w:r>
+        <w:rPr>
+          <w:lang w:eastAsia="zh-CN"/>
+        </w:rPr>
+        <w:t xml:space="preserve"> </w:t>
+      </w:r>
+      <w:r>
+        <w:rPr>
+          <w:lang w:eastAsia="zh-CN"/>
+        </w:rPr>
+        <w:t>equally</w:t>
+      </w:r>
+      <w:r>
+        <w:rPr>
+          <w:lang w:eastAsia="zh-CN"/>
+        </w:rPr>
+        <w:t>. The total number of tickets raised each month remains steady</w:t>
+      </w:r>
+      <w:r>
+        <w:rPr>
+          <w:lang w:eastAsia="zh-CN"/>
+        </w:rPr>
+        <w:t xml:space="preserve"> level</w:t>
+      </w:r>
+      <w:r>
+        <w:rPr>
+          <w:lang w:eastAsia="zh-CN"/>
+        </w:rPr>
+        <w:t xml:space="preserve">, with an average of </w:t>
+      </w:r>
+      <w:r>
+        <w:rPr>
+          <w:lang w:eastAsia="zh-CN"/>
+        </w:rPr>
+        <w:t>roughly</w:t>
+      </w:r>
+      <w:r>
+        <w:rPr>
+          <w:lang w:eastAsia="zh-CN"/>
+        </w:rPr>
+        <w:t xml:space="preserve"> </w:t>
+      </w:r>
+      <w:r>
+        <w:rPr>
+          <w:lang w:eastAsia="zh-CN"/>
+        </w:rPr>
+        <w:t>5.5K tickets.</w:t>
+      </w:r>
+    </w:p>
+    <w:p>
+      <w:pPr>
+        <w:rPr>
+          <w:lang w:eastAsia="zh-CN"/>
+        </w:rPr>
+      </w:pPr>
       <w:r>
         <w:rPr>
           <w:noProof/>
         </w:rPr>
-        <w:lastRenderedPageBreak/>
         <w:drawing>
-          <wp:inline distT="0" distB="0" distL="0" distR="0" wp14:anchorId="32EEA16C" wp14:editId="50A2DCE7">
+          <wp:inline distT="0" distB="0" distL="0" distR="0" wp14:anchorId="0E86A2BA" wp14:editId="0A2CF329">
             <wp:extent cx="6120130" cy="3315335"/>
             <wp:effectExtent l="0" t="0" r="0" b="0"/>
-            <wp:docPr id="9" name="图片 9"/>
+            <wp:docPr id="14" name="图片 14"/>
             <wp:cNvGraphicFramePr>
               <a:graphicFrameLocks xmlns:a="http://schemas.openxmlformats.org/drawingml/2006/main" noChangeAspect="1"/>
             </wp:cNvGraphicFramePr>
@@ -2394,122 +2340,38 @@
         </w:drawing>
       </w:r>
     </w:p>
+    <w:p>
+      <w:pPr>
+        <w:rPr>
+          <w:lang w:eastAsia="zh-CN"/>
+        </w:rPr>
+      </w:pPr>
+    </w:p>
+    <w:p>
+      <w:pPr>
+        <w:rPr>
+          <w:lang w:eastAsia="zh-CN"/>
+        </w:rPr>
+      </w:pPr>
+      <w:r>
+        <w:rPr>
+          <w:lang w:eastAsia="zh-CN"/>
+        </w:rPr>
+        <w:t>However, the lowest customer satisfaction score occurred in September 2024, with an average score of 2.95. We can further investigate this month to identify the main issue contributing to the low score. The analysis shows that the key issue was: “There seems to be a discrepancy in my billing statement for this month.”</w:t>
+      </w:r>
+    </w:p>
     <w:p/>
     <w:p>
       <w:r>
         <w:rPr>
-          <w:rFonts w:cs="Calibri"/>
-          <w:b/>
-        </w:rPr>
-        <w:t>2.</w:t>
-      </w:r>
-      <w:r>
-        <w:rPr>
-          <w:rFonts w:cs="Calibri"/>
-          <w:b/>
-        </w:rPr>
-        <w:t>4</w:t>
-      </w:r>
-      <w:r>
-        <w:rPr>
-          <w:rFonts w:cs="Calibri"/>
-          <w:b/>
-        </w:rPr>
-        <w:t xml:space="preserve"> </w:t>
-      </w:r>
-      <w:r>
-        <w:rPr>
-          <w:rFonts w:cs="Calibri" w:hint="eastAsia"/>
-          <w:b/>
-          <w:lang w:eastAsia="zh-CN"/>
-        </w:rPr>
-        <w:t>C</w:t>
-      </w:r>
-      <w:r>
-        <w:rPr>
-          <w:rFonts w:cs="Calibri"/>
-          <w:b/>
-        </w:rPr>
-        <w:t>ustomer satisfaction VS Resolution dashboard</w:t>
-      </w:r>
-    </w:p>
-    <w:p>
-      <w:r>
-        <w:rPr>
-          <w:lang w:eastAsia="zh-CN"/>
-        </w:rPr>
-        <w:t>To identify the relationship</w:t>
-      </w:r>
-      <w:r>
-        <w:rPr>
-          <w:lang w:eastAsia="zh-CN"/>
-        </w:rPr>
-        <w:t xml:space="preserve"> in the title</w:t>
-      </w:r>
-      <w:r>
-        <w:t xml:space="preserve">, I used </w:t>
-      </w:r>
-      <w:r>
-        <w:t>Scatter Plot</w:t>
-      </w:r>
-      <w:r>
-        <w:t xml:space="preserve"> to demonstrate </w:t>
-      </w:r>
-      <w:r>
-        <w:t>the connection</w:t>
-      </w:r>
-      <w:r>
-        <w:t xml:space="preserve">. </w:t>
-      </w:r>
-      <w:r>
-        <w:t>Due to there are lots of bubbles sit averagely between</w:t>
-      </w:r>
-      <w:r>
-        <w:t xml:space="preserve"> score 1 to 5. </w:t>
-      </w:r>
-      <w:r>
-        <w:t>Thus,</w:t>
-      </w:r>
-      <w:r>
-        <w:t xml:space="preserve"> there is no significant relationship.</w:t>
-      </w:r>
-    </w:p>
-    <w:p/>
-    <w:p>
-      <w:pPr>
-        <w:rPr>
-          <w:lang w:val="en-US"/>
-        </w:rPr>
-      </w:pPr>
-      <w:r>
-        <w:t xml:space="preserve">Next </w:t>
-      </w:r>
-      <w:r>
-        <w:t>graphs explain the question of “</w:t>
-      </w:r>
-      <w:r>
-        <w:t>Does complexity explain or change that relationship?</w:t>
-      </w:r>
-      <w:r>
-        <w:t>” The answer</w:t>
-      </w:r>
-      <w:r>
-        <w:rPr>
-          <w:lang w:val="en-US"/>
-        </w:rPr>
-        <w:t xml:space="preserve"> is there is tiny relationship when comparing with average scores.</w:t>
-      </w:r>
-    </w:p>
-    <w:p>
-      <w:r>
-        <w:rPr>
           <w:noProof/>
         </w:rPr>
+        <w:lastRenderedPageBreak/>
         <w:drawing>
-          <wp:inline distT="0" distB="0" distL="0" distR="0" wp14:anchorId="4232E12A" wp14:editId="321C6D51">
+          <wp:inline distT="0" distB="0" distL="0" distR="0" wp14:anchorId="32EEA16C" wp14:editId="50A2DCE7">
             <wp:extent cx="6120130" cy="3315335"/>
             <wp:effectExtent l="0" t="0" r="0" b="0"/>
-            <wp:docPr id="10" name="图片 10"/>
+            <wp:docPr id="9" name="图片 9"/>
             <wp:cNvGraphicFramePr>
               <a:graphicFrameLocks xmlns:a="http://schemas.openxmlformats.org/drawingml/2006/main" noChangeAspect="1"/>
             </wp:cNvGraphicFramePr>
@@ -2546,14 +2408,118 @@
     <w:p>
       <w:r>
         <w:rPr>
+          <w:rFonts w:cs="Calibri"/>
+          <w:b/>
+        </w:rPr>
+        <w:t>2.</w:t>
+      </w:r>
+      <w:r>
+        <w:rPr>
+          <w:rFonts w:cs="Calibri"/>
+          <w:b/>
+        </w:rPr>
+        <w:t>4</w:t>
+      </w:r>
+      <w:r>
+        <w:rPr>
+          <w:rFonts w:cs="Calibri"/>
+          <w:b/>
+        </w:rPr>
+        <w:t xml:space="preserve"> </w:t>
+      </w:r>
+      <w:r>
+        <w:rPr>
+          <w:rFonts w:cs="Calibri" w:hint="eastAsia"/>
+          <w:b/>
+          <w:lang w:eastAsia="zh-CN"/>
+        </w:rPr>
+        <w:t>C</w:t>
+      </w:r>
+      <w:r>
+        <w:rPr>
+          <w:rFonts w:cs="Calibri"/>
+          <w:b/>
+        </w:rPr>
+        <w:t>ustomer satisfaction VS Resolution dashboard</w:t>
+      </w:r>
+    </w:p>
+    <w:p>
+      <w:r>
+        <w:rPr>
+          <w:lang w:eastAsia="zh-CN"/>
+        </w:rPr>
+        <w:t>To identify the relationship</w:t>
+      </w:r>
+      <w:r>
+        <w:rPr>
+          <w:lang w:eastAsia="zh-CN"/>
+        </w:rPr>
+        <w:t xml:space="preserve"> in the title</w:t>
+      </w:r>
+      <w:r>
+        <w:t xml:space="preserve">, I used </w:t>
+      </w:r>
+      <w:r>
+        <w:t>Scatter Plot</w:t>
+      </w:r>
+      <w:r>
+        <w:t xml:space="preserve"> to demonstrate </w:t>
+      </w:r>
+      <w:r>
+        <w:t>the connection</w:t>
+      </w:r>
+      <w:r>
+        <w:t xml:space="preserve">. </w:t>
+      </w:r>
+      <w:r>
+        <w:t>Due to there are lots of bubbles sit averagely between</w:t>
+      </w:r>
+      <w:r>
+        <w:t xml:space="preserve"> score 1 to 5. </w:t>
+      </w:r>
+      <w:r>
+        <w:t>Thus,</w:t>
+      </w:r>
+      <w:r>
+        <w:t xml:space="preserve"> there is no significant relationship.</w:t>
+      </w:r>
+    </w:p>
+    <w:p/>
+    <w:p>
+      <w:pPr>
+        <w:rPr>
+          <w:lang w:val="en-US"/>
+        </w:rPr>
+      </w:pPr>
+      <w:r>
+        <w:t xml:space="preserve">Next </w:t>
+      </w:r>
+      <w:r>
+        <w:t>graphs explain the question of “</w:t>
+      </w:r>
+      <w:r>
+        <w:t>Does complexity explain or change that relationship?</w:t>
+      </w:r>
+      <w:r>
+        <w:t>” The answer</w:t>
+      </w:r>
+      <w:r>
+        <w:rPr>
+          <w:lang w:val="en-US"/>
+        </w:rPr>
+        <w:t xml:space="preserve"> is there is tiny relationship when comparing with average scores.</w:t>
+      </w:r>
+    </w:p>
+    <w:p>
+      <w:r>
+        <w:rPr>
           <w:noProof/>
         </w:rPr>
-        <w:lastRenderedPageBreak/>
         <w:drawing>
-          <wp:inline distT="0" distB="0" distL="0" distR="0" wp14:anchorId="5A967B36" wp14:editId="4800F00F">
+          <wp:inline distT="0" distB="0" distL="0" distR="0" wp14:anchorId="4232E12A" wp14:editId="321C6D51">
             <wp:extent cx="6120130" cy="3315335"/>
             <wp:effectExtent l="0" t="0" r="0" b="0"/>
-            <wp:docPr id="11" name="图片 11"/>
+            <wp:docPr id="10" name="图片 10"/>
             <wp:cNvGraphicFramePr>
               <a:graphicFrameLocks xmlns:a="http://schemas.openxmlformats.org/drawingml/2006/main" noChangeAspect="1"/>
             </wp:cNvGraphicFramePr>
@@ -2590,69 +2556,14 @@
     <w:p>
       <w:r>
         <w:rPr>
-          <w:rFonts w:cs="Calibri"/>
-          <w:b/>
-        </w:rPr>
-        <w:t>2.</w:t>
-      </w:r>
-      <w:r>
-        <w:rPr>
-          <w:rFonts w:cs="Calibri"/>
-          <w:b/>
-        </w:rPr>
-        <w:t>5</w:t>
-      </w:r>
-      <w:r>
-        <w:rPr>
-          <w:rFonts w:cs="Calibri"/>
-          <w:b/>
-        </w:rPr>
-        <w:t xml:space="preserve"> </w:t>
-      </w:r>
-      <w:r>
-        <w:rPr>
-          <w:rFonts w:cs="Calibri"/>
-          <w:b/>
-          <w:lang w:eastAsia="zh-CN"/>
-        </w:rPr>
-        <w:t>Subscription type</w:t>
-      </w:r>
-      <w:r>
-        <w:rPr>
-          <w:rFonts w:cs="Calibri"/>
-          <w:b/>
-        </w:rPr>
-        <w:t xml:space="preserve"> VS </w:t>
-      </w:r>
-      <w:r>
-        <w:rPr>
-          <w:rFonts w:cs="Calibri"/>
-          <w:b/>
-        </w:rPr>
-        <w:t>Average Contract Value</w:t>
-      </w:r>
-    </w:p>
-    <w:p>
-      <w:r>
-        <w:t xml:space="preserve">The two graphs below explain whether subscription type or average contract value has an impact on ticket priority. </w:t>
-      </w:r>
-      <w:r>
-        <w:t>It can easily tell the level is all the same, so it</w:t>
-      </w:r>
-      <w:r>
-        <w:t xml:space="preserve"> does not appear to be a significant relationship between these factors and ticket priority. </w:t>
-      </w:r>
-    </w:p>
-    <w:p>
-      <w:r>
-        <w:rPr>
           <w:noProof/>
         </w:rPr>
+        <w:lastRenderedPageBreak/>
         <w:drawing>
-          <wp:inline distT="0" distB="0" distL="0" distR="0" wp14:anchorId="2BF8CE6B" wp14:editId="69000B85">
+          <wp:inline distT="0" distB="0" distL="0" distR="0" wp14:anchorId="5A967B36" wp14:editId="4800F00F">
             <wp:extent cx="6120130" cy="3315335"/>
             <wp:effectExtent l="0" t="0" r="0" b="0"/>
-            <wp:docPr id="12" name="图片 12"/>
+            <wp:docPr id="11" name="图片 11"/>
             <wp:cNvGraphicFramePr>
               <a:graphicFrameLocks xmlns:a="http://schemas.openxmlformats.org/drawingml/2006/main" noChangeAspect="1"/>
             </wp:cNvGraphicFramePr>
@@ -2684,6 +2595,105 @@
           </wp:inline>
         </w:drawing>
       </w:r>
+    </w:p>
+    <w:p/>
+    <w:p>
+      <w:r>
+        <w:rPr>
+          <w:rFonts w:cs="Calibri"/>
+          <w:b/>
+        </w:rPr>
+        <w:t>2.</w:t>
+      </w:r>
+      <w:r>
+        <w:rPr>
+          <w:rFonts w:cs="Calibri"/>
+          <w:b/>
+        </w:rPr>
+        <w:t>5</w:t>
+      </w:r>
+      <w:r>
+        <w:rPr>
+          <w:rFonts w:cs="Calibri"/>
+          <w:b/>
+        </w:rPr>
+        <w:t xml:space="preserve"> </w:t>
+      </w:r>
+      <w:r>
+        <w:rPr>
+          <w:rFonts w:cs="Calibri"/>
+          <w:b/>
+          <w:lang w:eastAsia="zh-CN"/>
+        </w:rPr>
+        <w:t>Subscription type</w:t>
+      </w:r>
+      <w:r>
+        <w:rPr>
+          <w:rFonts w:cs="Calibri"/>
+          <w:b/>
+        </w:rPr>
+        <w:t xml:space="preserve"> VS </w:t>
+      </w:r>
+      <w:r>
+        <w:rPr>
+          <w:rFonts w:cs="Calibri"/>
+          <w:b/>
+        </w:rPr>
+        <w:t>Average Contract Value</w:t>
+      </w:r>
+    </w:p>
+    <w:p>
+      <w:r>
+        <w:t xml:space="preserve">The two graphs below explain whether subscription type or average contract value has an impact on ticket priority. </w:t>
+      </w:r>
+      <w:r>
+        <w:t>It can easily tell the level is all the same, so it</w:t>
+      </w:r>
+      <w:r>
+        <w:t xml:space="preserve"> does not appear to be a significant relationship between these factors and ticket priority. </w:t>
+      </w:r>
+    </w:p>
+    <w:p>
+      <w:r>
+        <w:rPr>
+          <w:noProof/>
+        </w:rPr>
+        <w:drawing>
+          <wp:inline distT="0" distB="0" distL="0" distR="0" wp14:anchorId="2BF8CE6B" wp14:editId="69000B85">
+            <wp:extent cx="6120130" cy="3315335"/>
+            <wp:effectExtent l="0" t="0" r="0" b="0"/>
+            <wp:docPr id="12" name="图片 12"/>
+            <wp:cNvGraphicFramePr>
+              <a:graphicFrameLocks xmlns:a="http://schemas.openxmlformats.org/drawingml/2006/main" noChangeAspect="1"/>
+            </wp:cNvGraphicFramePr>
+            <a:graphic xmlns:a="http://schemas.openxmlformats.org/drawingml/2006/main">
+              <a:graphicData uri="http://schemas.openxmlformats.org/drawingml/2006/picture">
+                <pic:pic xmlns:pic="http://schemas.openxmlformats.org/drawingml/2006/picture">
+                  <pic:nvPicPr>
+                    <pic:cNvPr id="1" name=""/>
+                    <pic:cNvPicPr/>
+                  </pic:nvPicPr>
+                  <pic:blipFill>
+                    <a:blip r:embed="rId17"/>
+                    <a:stretch>
+                      <a:fillRect/>
+                    </a:stretch>
+                  </pic:blipFill>
+                  <pic:spPr>
+                    <a:xfrm>
+                      <a:off x="0" y="0"/>
+                      <a:ext cx="6120130" cy="3315335"/>
+                    </a:xfrm>
+                    <a:prstGeom prst="rect">
+                      <a:avLst/>
+                    </a:prstGeom>
+                  </pic:spPr>
+                </pic:pic>
+              </a:graphicData>
+            </a:graphic>
+          </wp:inline>
+        </w:drawing>
+      </w:r>
       <w:r>
         <w:br w:type="page"/>
       </w:r>
@@ -2755,7 +2765,7 @@
         </w:rPr>
         <w:t xml:space="preserve">: </w:t>
       </w:r>
-      <w:hyperlink r:id="rId17" w:history="1">
+      <w:hyperlink r:id="rId18" w:history="1">
         <w:r>
           <w:rPr>
             <w:rStyle w:val="a5"/>
@@ -2930,90 +2940,6 @@
             <wp:extent cx="6120130" cy="2313940"/>
             <wp:effectExtent l="0" t="0" r="0" b="0"/>
             <wp:docPr id="2" name="图片 2"/>
-            <wp:cNvGraphicFramePr>
-              <a:graphicFrameLocks xmlns:a="http://schemas.openxmlformats.org/drawingml/2006/main" noChangeAspect="1"/>
-            </wp:cNvGraphicFramePr>
-            <a:graphic xmlns:a="http://schemas.openxmlformats.org/drawingml/2006/main">
-              <a:graphicData uri="http://schemas.openxmlformats.org/drawingml/2006/picture">
-                <pic:pic xmlns:pic="http://schemas.openxmlformats.org/drawingml/2006/picture">
-                  <pic:nvPicPr>
-                    <pic:cNvPr id="1" name=""/>
-                    <pic:cNvPicPr/>
-                  </pic:nvPicPr>
-                  <pic:blipFill>
-                    <a:blip r:embed="rId18"/>
-                    <a:stretch>
-                      <a:fillRect/>
-                    </a:stretch>
-                  </pic:blipFill>
-                  <pic:spPr>
-                    <a:xfrm>
-                      <a:off x="0" y="0"/>
-                      <a:ext cx="6120130" cy="2313940"/>
-                    </a:xfrm>
-                    <a:prstGeom prst="rect">
-                      <a:avLst/>
-                    </a:prstGeom>
-                  </pic:spPr>
-                </pic:pic>
-              </a:graphicData>
-            </a:graphic>
-          </wp:inline>
-        </w:drawing>
-      </w:r>
-    </w:p>
-    <w:p>
-      <w:pPr>
-        <w:spacing w:before="200" w:after="80"/>
-        <w:rPr>
-          <w:rFonts w:eastAsia="Calibri" w:cs="Calibri"/>
-          <w:bCs/>
-          <w:szCs w:val="24"/>
-        </w:rPr>
-      </w:pPr>
-      <w:r>
-        <w:rPr>
-          <w:rFonts w:eastAsia="Calibri" w:cs="Calibri"/>
-          <w:bCs/>
-          <w:szCs w:val="24"/>
-        </w:rPr>
-        <w:t xml:space="preserve">Then I pick LM studio and download a </w:t>
-      </w:r>
-      <w:r>
-        <w:rPr>
-          <w:rFonts w:eastAsia="Calibri" w:cs="Calibri"/>
-          <w:bCs/>
-          <w:szCs w:val="24"/>
-        </w:rPr>
-        <w:t>small opensource model</w:t>
-      </w:r>
-      <w:r>
-        <w:rPr>
-          <w:rFonts w:eastAsia="Calibri" w:cs="Calibri"/>
-          <w:bCs/>
-          <w:szCs w:val="24"/>
-        </w:rPr>
-        <w:t xml:space="preserve"> to run locally.</w:t>
-      </w:r>
-    </w:p>
-    <w:p>
-      <w:pPr>
-        <w:spacing w:before="200" w:after="80"/>
-        <w:rPr>
-          <w:rFonts w:eastAsia="Calibri" w:cs="Calibri"/>
-          <w:bCs/>
-          <w:szCs w:val="24"/>
-        </w:rPr>
-      </w:pPr>
-      <w:r>
-        <w:rPr>
-          <w:noProof/>
-        </w:rPr>
-        <w:drawing>
-          <wp:inline distT="0" distB="0" distL="0" distR="0" wp14:anchorId="4E3ED398" wp14:editId="29C20141">
-            <wp:extent cx="2879431" cy="2048493"/>
-            <wp:effectExtent l="0" t="0" r="0" b="9525"/>
-            <wp:docPr id="13" name="图片 13"/>
             <wp:cNvGraphicFramePr>
               <a:graphicFrameLocks xmlns:a="http://schemas.openxmlformats.org/drawingml/2006/main" noChangeAspect="1"/>
             </wp:cNvGraphicFramePr>
@@ -3033,7 +2959,7 @@
                   <pic:spPr>
                     <a:xfrm>
                       <a:off x="0" y="0"/>
-                      <a:ext cx="2908244" cy="2068991"/>
+                      <a:ext cx="6120130" cy="2313940"/>
                     </a:xfrm>
                     <a:prstGeom prst="rect">
                       <a:avLst/>
@@ -3045,15 +2971,59 @@
           </wp:inline>
         </w:drawing>
       </w:r>
+    </w:p>
+    <w:p>
+      <w:pPr>
+        <w:spacing w:before="200" w:after="80"/>
+        <w:rPr>
+          <w:rFonts w:eastAsia="Calibri" w:cs="Calibri"/>
+          <w:bCs/>
+          <w:szCs w:val="24"/>
+        </w:rPr>
+      </w:pPr>
+      <w:r>
+        <w:rPr>
+          <w:rFonts w:eastAsia="Calibri" w:cs="Calibri"/>
+          <w:bCs/>
+          <w:szCs w:val="24"/>
+        </w:rPr>
+        <w:t xml:space="preserve">Then I pick LM studio and download a </w:t>
+      </w:r>
+      <w:r>
+        <w:rPr>
+          <w:rFonts w:eastAsia="Calibri" w:cs="Calibri"/>
+          <w:bCs/>
+          <w:szCs w:val="24"/>
+        </w:rPr>
+        <w:t>small opensource model</w:t>
+      </w:r>
+      <w:r>
+        <w:rPr>
+          <w:rFonts w:eastAsia="Calibri" w:cs="Calibri"/>
+          <w:bCs/>
+          <w:szCs w:val="24"/>
+        </w:rPr>
+        <w:t xml:space="preserve"> to run locally.</w:t>
+      </w:r>
+    </w:p>
+    <w:p>
+      <w:pPr>
+        <w:spacing w:before="200" w:after="80"/>
+        <w:rPr>
+          <w:rFonts w:eastAsia="Calibri" w:cs="Calibri"/>
+          <w:bCs/>
+          <w:szCs w:val="24"/>
+        </w:rPr>
+      </w:pPr>
       <w:r>
         <w:rPr>
           <w:noProof/>
         </w:rPr>
         <w:drawing>
-          <wp:inline distT="0" distB="0" distL="0" distR="0" wp14:anchorId="37D37F82" wp14:editId="4F16F4D9">
-            <wp:extent cx="1819762" cy="2084119"/>
-            <wp:effectExtent l="0" t="0" r="9525" b="0"/>
-            <wp:docPr id="16" name="图片 16"/>
+          <wp:inline distT="0" distB="0" distL="0" distR="0" wp14:anchorId="4E3ED398" wp14:editId="29C20141">
+            <wp:extent cx="2879431" cy="2048493"/>
+            <wp:effectExtent l="0" t="0" r="0" b="9525"/>
+            <wp:docPr id="13" name="图片 13"/>
             <wp:cNvGraphicFramePr>
               <a:graphicFrameLocks xmlns:a="http://schemas.openxmlformats.org/drawingml/2006/main" noChangeAspect="1"/>
             </wp:cNvGraphicFramePr>
@@ -3073,7 +3043,7 @@
                   <pic:spPr>
                     <a:xfrm>
                       <a:off x="0" y="0"/>
-                      <a:ext cx="1864208" cy="2135022"/>
+                      <a:ext cx="2908244" cy="2068991"/>
                     </a:xfrm>
                     <a:prstGeom prst="rect">
                       <a:avLst/>
@@ -3085,117 +3055,15 @@
           </wp:inline>
         </w:drawing>
       </w:r>
-    </w:p>
-    <w:p>
-      <w:pPr>
-        <w:spacing w:before="200" w:after="80"/>
-        <w:rPr>
-          <w:rFonts w:eastAsia="Calibri" w:cs="Calibri"/>
-          <w:bCs/>
-          <w:szCs w:val="24"/>
-        </w:rPr>
-      </w:pPr>
-      <w:r>
-        <w:rPr>
-          <w:rFonts w:eastAsia="Calibri" w:cs="Calibri"/>
-          <w:bCs/>
-          <w:szCs w:val="24"/>
-        </w:rPr>
-        <w:t>The whole process is listed as below: Local AI</w:t>
-      </w:r>
-      <w:r>
-        <w:rPr>
-          <w:rFonts w:eastAsia="Calibri" w:cs="Calibri"/>
-          <w:bCs/>
-          <w:szCs w:val="24"/>
-        </w:rPr>
-        <w:t xml:space="preserve"> agent</w:t>
-      </w:r>
-      <w:r>
-        <w:rPr>
-          <w:rFonts w:eastAsia="Calibri" w:cs="Calibri"/>
-          <w:bCs/>
-          <w:szCs w:val="24"/>
-        </w:rPr>
-        <w:t xml:space="preserve">: LM Studio, Models: </w:t>
-      </w:r>
-      <w:r>
-        <w:rPr>
-          <w:rFonts w:eastAsia="Calibri" w:cs="Calibri"/>
-          <w:bCs/>
-          <w:szCs w:val="24"/>
-        </w:rPr>
-        <w:t>Qwen3 4B 2507</w:t>
-      </w:r>
-      <w:r>
-        <w:rPr>
-          <w:rFonts w:eastAsia="Calibri" w:cs="Calibri"/>
-          <w:bCs/>
-          <w:szCs w:val="24"/>
-        </w:rPr>
-        <w:t xml:space="preserve"> (Open sourced</w:t>
-      </w:r>
-      <w:r>
-        <w:rPr>
-          <w:rFonts w:eastAsia="Calibri" w:cs="Calibri"/>
-          <w:bCs/>
-          <w:szCs w:val="24"/>
-        </w:rPr>
-        <w:t>, small size 2.</w:t>
-      </w:r>
-      <w:r>
-        <w:rPr>
-          <w:rFonts w:eastAsia="Calibri" w:cs="Calibri"/>
-          <w:bCs/>
-          <w:szCs w:val="24"/>
-        </w:rPr>
-        <w:t>5</w:t>
-      </w:r>
-      <w:r>
-        <w:rPr>
-          <w:rFonts w:eastAsia="Calibri" w:cs="Calibri"/>
-          <w:bCs/>
-          <w:szCs w:val="24"/>
-        </w:rPr>
-        <w:t xml:space="preserve">GB, latest version </w:t>
-      </w:r>
-      <w:r>
-        <w:rPr>
-          <w:rFonts w:eastAsia="Calibri" w:cs="Calibri"/>
-          <w:bCs/>
-          <w:szCs w:val="24"/>
-        </w:rPr>
-        <w:t xml:space="preserve">303days ago), UI: </w:t>
-      </w:r>
-      <w:proofErr w:type="spellStart"/>
-      <w:r>
-        <w:rPr>
-          <w:rFonts w:eastAsia="Calibri" w:cs="Calibri"/>
-          <w:bCs/>
-          <w:szCs w:val="24"/>
-        </w:rPr>
-        <w:t>Streamlit</w:t>
-      </w:r>
-      <w:proofErr w:type="spellEnd"/>
-    </w:p>
-    <w:p>
-      <w:pPr>
-        <w:spacing w:before="200" w:after="80"/>
-        <w:rPr>
-          <w:rFonts w:eastAsia="Calibri" w:cs="Calibri"/>
-          <w:bCs/>
-          <w:szCs w:val="24"/>
-        </w:rPr>
-      </w:pPr>
       <w:r>
         <w:rPr>
           <w:noProof/>
         </w:rPr>
         <w:drawing>
-          <wp:inline distT="0" distB="0" distL="0" distR="0" wp14:anchorId="2504EFBE" wp14:editId="20B784C3">
-            <wp:extent cx="1894208" cy="2565070"/>
-            <wp:effectExtent l="0" t="0" r="0" b="6985"/>
-            <wp:docPr id="17" name="图片 17"/>
+          <wp:inline distT="0" distB="0" distL="0" distR="0" wp14:anchorId="37D37F82" wp14:editId="4F16F4D9">
+            <wp:extent cx="1819762" cy="2084119"/>
+            <wp:effectExtent l="0" t="0" r="9525" b="0"/>
+            <wp:docPr id="16" name="图片 16"/>
             <wp:cNvGraphicFramePr>
               <a:graphicFrameLocks xmlns:a="http://schemas.openxmlformats.org/drawingml/2006/main" noChangeAspect="1"/>
             </wp:cNvGraphicFramePr>
@@ -3215,6 +3083,148 @@
                   <pic:spPr>
                     <a:xfrm>
                       <a:off x="0" y="0"/>
+                      <a:ext cx="1864208" cy="2135022"/>
+                    </a:xfrm>
+                    <a:prstGeom prst="rect">
+                      <a:avLst/>
+                    </a:prstGeom>
+                  </pic:spPr>
+                </pic:pic>
+              </a:graphicData>
+            </a:graphic>
+          </wp:inline>
+        </w:drawing>
+      </w:r>
+    </w:p>
+    <w:p>
+      <w:pPr>
+        <w:spacing w:before="200" w:after="80"/>
+        <w:rPr>
+          <w:rFonts w:eastAsia="Calibri" w:cs="Calibri"/>
+          <w:bCs/>
+          <w:szCs w:val="24"/>
+        </w:rPr>
+      </w:pPr>
+      <w:r>
+        <w:rPr>
+          <w:rFonts w:eastAsia="Calibri" w:cs="Calibri"/>
+          <w:bCs/>
+          <w:szCs w:val="24"/>
+        </w:rPr>
+        <w:t>The whole process is listed as below: Local AI</w:t>
+      </w:r>
+      <w:r>
+        <w:rPr>
+          <w:rFonts w:eastAsia="Calibri" w:cs="Calibri"/>
+          <w:bCs/>
+          <w:szCs w:val="24"/>
+        </w:rPr>
+        <w:t xml:space="preserve"> agent</w:t>
+      </w:r>
+      <w:r>
+        <w:rPr>
+          <w:rFonts w:eastAsia="Calibri" w:cs="Calibri"/>
+          <w:bCs/>
+          <w:szCs w:val="24"/>
+        </w:rPr>
+        <w:t xml:space="preserve">: LM Studio, Models: </w:t>
+      </w:r>
+      <w:r>
+        <w:rPr>
+          <w:rFonts w:eastAsia="Calibri" w:cs="Calibri"/>
+          <w:bCs/>
+          <w:szCs w:val="24"/>
+        </w:rPr>
+        <w:t>Qwen3 4B 2507</w:t>
+      </w:r>
+      <w:r>
+        <w:rPr>
+          <w:rFonts w:eastAsia="Calibri" w:cs="Calibri"/>
+          <w:bCs/>
+          <w:szCs w:val="24"/>
+        </w:rPr>
+        <w:t xml:space="preserve"> (Open sourced</w:t>
+      </w:r>
+      <w:r>
+        <w:rPr>
+          <w:rFonts w:eastAsia="Calibri" w:cs="Calibri"/>
+          <w:bCs/>
+          <w:szCs w:val="24"/>
+        </w:rPr>
+        <w:t>, small size 2.</w:t>
+      </w:r>
+      <w:r>
+        <w:rPr>
+          <w:rFonts w:eastAsia="Calibri" w:cs="Calibri"/>
+          <w:bCs/>
+          <w:szCs w:val="24"/>
+        </w:rPr>
+        <w:t>5</w:t>
+      </w:r>
+      <w:r>
+        <w:rPr>
+          <w:rFonts w:eastAsia="Calibri" w:cs="Calibri"/>
+          <w:bCs/>
+          <w:szCs w:val="24"/>
+        </w:rPr>
+        <w:t xml:space="preserve">GB, latest version </w:t>
+      </w:r>
+      <w:r>
+        <w:rPr>
+          <w:rFonts w:eastAsia="Calibri" w:cs="Calibri"/>
+          <w:bCs/>
+          <w:szCs w:val="24"/>
+        </w:rPr>
+        <w:t xml:space="preserve">303days ago), UI: </w:t>
+      </w:r>
+      <w:proofErr w:type="spellStart"/>
+      <w:r>
+        <w:rPr>
+          <w:rFonts w:eastAsia="Calibri" w:cs="Calibri"/>
+          <w:bCs/>
+          <w:szCs w:val="24"/>
+        </w:rPr>
+        <w:t>Streamlit</w:t>
+      </w:r>
+      <w:proofErr w:type="spellEnd"/>
+    </w:p>
+    <w:p>
+      <w:pPr>
+        <w:spacing w:before="200" w:after="80"/>
+        <w:rPr>
+          <w:rFonts w:eastAsia="Calibri" w:cs="Calibri"/>
+          <w:bCs/>
+          <w:szCs w:val="24"/>
+        </w:rPr>
+      </w:pPr>
+      <w:r>
+        <w:rPr>
+          <w:noProof/>
+        </w:rPr>
+        <w:drawing>
+          <wp:inline distT="0" distB="0" distL="0" distR="0" wp14:anchorId="2504EFBE" wp14:editId="20B784C3">
+            <wp:extent cx="1894208" cy="2565070"/>
+            <wp:effectExtent l="0" t="0" r="0" b="6985"/>
+            <wp:docPr id="17" name="图片 17"/>
+            <wp:cNvGraphicFramePr>
+              <a:graphicFrameLocks xmlns:a="http://schemas.openxmlformats.org/drawingml/2006/main" noChangeAspect="1"/>
+            </wp:cNvGraphicFramePr>
+            <a:graphic xmlns:a="http://schemas.openxmlformats.org/drawingml/2006/main">
+              <a:graphicData uri="http://schemas.openxmlformats.org/drawingml/2006/picture">
+                <pic:pic xmlns:pic="http://schemas.openxmlformats.org/drawingml/2006/picture">
+                  <pic:nvPicPr>
+                    <pic:cNvPr id="1" name=""/>
+                    <pic:cNvPicPr/>
+                  </pic:nvPicPr>
+                  <pic:blipFill>
+                    <a:blip r:embed="rId22"/>
+                    <a:stretch>
+                      <a:fillRect/>
+                    </a:stretch>
+                  </pic:blipFill>
+                  <pic:spPr>
+                    <a:xfrm>
+                      <a:off x="0" y="0"/>
                       <a:ext cx="1940439" cy="2627674"/>
                     </a:xfrm>
                     <a:prstGeom prst="rect">
@@ -3436,7 +3446,7 @@
                     <pic:cNvPicPr/>
                   </pic:nvPicPr>
                   <pic:blipFill>
-                    <a:blip r:embed="rId22"/>
+                    <a:blip r:embed="rId23"/>
                     <a:stretch>
                       <a:fillRect/>
                     </a:stretch>
